--- a/2. rocnik prg/13-PRG-05_web-pro-kamarada.docx
+++ b/2. rocnik prg/13-PRG-05_web-pro-kamarada.docx
@@ -56,19 +56,11 @@
             <w:pPr>
               <w:spacing w:after="200"/>
             </w:pPr>
-            <w:proofErr w:type="spellStart"/>
             <w:r>
               <w:rPr>
                 <w:b/>
               </w:rPr>
-              <w:t>Kód</w:t>
-            </w:r>
-            <w:proofErr w:type="spellEnd"/>
-            <w:r>
-              <w:rPr>
-                <w:b/>
-              </w:rPr>
-              <w:t xml:space="preserve"> žáka:</w:t>
+              <w:t>Kód žáka:</w:t>
             </w:r>
             <w:r>
               <w:rPr>
@@ -634,53 +626,11 @@
         <w:spacing w:after="240"/>
         <w:ind w:left="397"/>
       </w:pPr>
-      <w:proofErr w:type="spellStart"/>
       <w:r>
-        <w:t>Horska</w:t>
+        <w:t>Horska chata</w:t>
       </w:r>
-      <w:proofErr w:type="spellEnd"/>
       <w:r>
-        <w:t xml:space="preserve"> </w:t>
-      </w:r>
-      <w:proofErr w:type="spellStart"/>
-      <w:r>
-        <w:t>chata</w:t>
-      </w:r>
-      <w:proofErr w:type="spellEnd"/>
-      <w:r>
-        <w:t xml:space="preserve">. Chata rest. V </w:t>
-      </w:r>
-      <w:proofErr w:type="spellStart"/>
-      <w:r>
-        <w:t>lete</w:t>
-      </w:r>
-      <w:proofErr w:type="spellEnd"/>
-      <w:r>
-        <w:t xml:space="preserve"> </w:t>
-      </w:r>
-      <w:proofErr w:type="spellStart"/>
-      <w:r>
-        <w:t>turiste</w:t>
-      </w:r>
-      <w:proofErr w:type="spellEnd"/>
-      <w:r>
-        <w:t xml:space="preserve"> a v </w:t>
-      </w:r>
-      <w:proofErr w:type="spellStart"/>
-      <w:r>
-        <w:t>zime</w:t>
-      </w:r>
-      <w:proofErr w:type="spellEnd"/>
-      <w:r>
-        <w:t xml:space="preserve"> </w:t>
-      </w:r>
-      <w:proofErr w:type="spellStart"/>
-      <w:r>
-        <w:t>lyzari</w:t>
-      </w:r>
-      <w:proofErr w:type="spellEnd"/>
-      <w:r>
-        <w:t>.</w:t>
+        <w:t>. Chata rest. V lete turiste a v zime lyzari.</w:t>
       </w:r>
     </w:p>
     <w:p>
@@ -693,31 +643,14 @@
           <w:color w:val="C05000"/>
           <w:sz w:val="23"/>
         </w:rPr>
-        <w:t xml:space="preserve">Úkol </w:t>
-      </w:r>
-      <w:proofErr w:type="gramStart"/>
-      <w:r>
-        <w:rPr>
-          <w:b/>
-          <w:color w:val="C05000"/>
-          <w:sz w:val="23"/>
-        </w:rPr>
-        <w:t xml:space="preserve">2  </w:t>
+        <w:t xml:space="preserve">Úkol 2  </w:t>
       </w:r>
       <w:r>
         <w:rPr>
           <w:b/>
           <w:sz w:val="23"/>
         </w:rPr>
-        <w:t>Naplánuj</w:t>
-      </w:r>
-      <w:proofErr w:type="gramEnd"/>
-      <w:r>
-        <w:rPr>
-          <w:b/>
-          <w:sz w:val="23"/>
-        </w:rPr>
-        <w:t xml:space="preserve"> soubory, než začneš psát. Kolik stránek budeš mít a jak se budou jmenovat soubory? (Minimum: index.html + jedna další.)</w:t>
+        <w:t>Naplánuj soubory, než začneš psát. Kolik stránek budeš mít a jak se budou jmenovat soubory? (Minimum: index.html + jedna další.)</w:t>
       </w:r>
     </w:p>
     <w:p>
@@ -738,21 +671,11 @@
         <w:ind w:left="397"/>
       </w:pPr>
       <w:r>
-        <w:t xml:space="preserve">Index, </w:t>
+        <w:t>Index, cenik</w:t>
       </w:r>
-      <w:proofErr w:type="spellStart"/>
       <w:r>
-        <w:t>cenik</w:t>
+        <w:t xml:space="preserve"> se sluzbama</w:t>
       </w:r>
-      <w:proofErr w:type="spellEnd"/>
-      <w:r>
-        <w:t xml:space="preserve"> se </w:t>
-      </w:r>
-      <w:proofErr w:type="spellStart"/>
-      <w:r>
-        <w:t>sluzbama</w:t>
-      </w:r>
-      <w:proofErr w:type="spellEnd"/>
     </w:p>
     <w:p>
       <w:pPr>
@@ -1695,6 +1618,12 @@
         <w:spacing w:after="240"/>
         <w:ind w:left="397"/>
       </w:pPr>
+      <w:r>
+        <w:t>1</w:t>
+      </w:r>
+      <w:r>
+        <w:t>2</w:t>
+      </w:r>
     </w:p>
     <w:p>
       <w:pPr>
@@ -2310,39 +2239,7 @@
         <w:color w:val="595959"/>
         <w:sz w:val="16"/>
       </w:rPr>
-      <w:t>PRG-</w:t>
-    </w:r>
-    <w:proofErr w:type="gramStart"/>
-    <w:r>
-      <w:rPr>
-        <w:color w:val="595959"/>
-        <w:sz w:val="16"/>
-      </w:rPr>
-      <w:t>05  ·</w:t>
-    </w:r>
-    <w:proofErr w:type="gramEnd"/>
-    <w:r>
-      <w:rPr>
-        <w:color w:val="595959"/>
-        <w:sz w:val="16"/>
-      </w:rPr>
-      <w:t xml:space="preserve">  IT2 2026/</w:t>
-    </w:r>
-    <w:proofErr w:type="gramStart"/>
-    <w:r>
-      <w:rPr>
-        <w:color w:val="595959"/>
-        <w:sz w:val="16"/>
-      </w:rPr>
-      <w:t>27  ·</w:t>
-    </w:r>
-    <w:proofErr w:type="gramEnd"/>
-    <w:r>
-      <w:rPr>
-        <w:color w:val="595959"/>
-        <w:sz w:val="16"/>
-      </w:rPr>
-      <w:t xml:space="preserve">  SŠEMI</w:t>
+      <w:t>PRG-05  ·  IT2 2026/27  ·  SŠEMI</w:t>
     </w:r>
   </w:p>
 </w:ftr>

--- a/2. rocnik prg/13-PRG-05_web-pro-kamarada.docx
+++ b/2. rocnik prg/13-PRG-05_web-pro-kamarada.docx
@@ -1622,7 +1622,10 @@
         <w:t>1</w:t>
       </w:r>
       <w:r>
-        <w:t>2</w:t>
+        <w:t xml:space="preserve">1, </w:t>
+      </w:r>
+      <w:r>
+        <w:t>nevypada to moc dobre</w:t>
       </w:r>
     </w:p>
     <w:p>
@@ -1748,6 +1751,18 @@
         <w:spacing w:after="240"/>
         <w:ind w:left="397"/>
       </w:pPr>
+      <w:r>
+        <w:t>Oba</w:t>
+      </w:r>
+      <w:r>
+        <w:t xml:space="preserve"> dohromady</w:t>
+      </w:r>
+      <w:r>
+        <w:t xml:space="preserve"> maji </w:t>
+      </w:r>
+      <w:r>
+        <w:t>35 protoze jsem vytvoril novy</w:t>
+      </w:r>
     </w:p>
     <w:p>
       <w:pPr>
